--- a/legal/source/AlphaCouncil-Legal-Suite-FINAL.docx
+++ b/legal/source/AlphaCouncil-Legal-Suite-FINAL.docx
@@ -593,6 +593,12 @@
       </w:pPr>
       <w:r>
         <w:t>10.2 Automatic renewal</w:t>
+      </w:r>
+    </w:p>
+    <w:p>
+      <w:pPr/>
+      <w:r>
+        <w:t>Current launch — no automatic renewal. At the current launch, checkout states that Paid Subscriptions do not renew automatically: paid access ends at the paid-through date unless you make a new affirmative purchase, no recurring charge authorization is taken, and no reusable payment credential is retained for automatic charges. The remainder of this Section 10.2 applies only if and when checkout expressly states that a Paid Subscription renews automatically.</w:t>
       </w:r>
     </w:p>
     <w:p>
@@ -3010,6 +3016,9 @@
       <w:r>
         <w:t>Moyasar or a successor payment provider processes payment credentials, tokens, transaction status, refunds, fraud signals and disputes.</w:t>
       </w:r>
+      <w:r>
+        <w:t xml:space="preserve"> At the current launch, Paid Subscriptions do not renew automatically and we do not instruct the payment provider to retain a reusable card credential for automatic charges; the payment provider processes your payment-card details only to complete the individual purchase you make.</w:t>
+      </w:r>
     </w:p>
     <w:p>
       <w:pPr>
@@ -4074,6 +4083,12 @@
       </w:pPr>
       <w:r>
         <w:t>5. Cancellation of automatic renewal</w:t>
+      </w:r>
+    </w:p>
+    <w:p>
+      <w:pPr/>
+      <w:r>
+        <w:t>Current launch — no automatic renewal. At the current launch, Paid Subscriptions do not renew automatically and no recurring charge authorization is taken: paid access ends at the paid-through date unless you make a new affirmative purchase, and there is no renewal charge to cancel. Sections 5 and 6 apply only if and when checkout expressly states that a Paid Subscription renews automatically.</w:t>
       </w:r>
     </w:p>
     <w:p>
